--- a/heb/docx/34.content.docx
+++ b/heb/docx/34.content.docx
@@ -9,6 +9,8 @@
       </w:pPr>
       <w:r>
         <w:rPr>
+          <w:rtl/>
+          <w:cs/>
           <w:lang w:val="he_IL" w:bidi="he_IL"/>
         </w:rPr>
       </w:r>
@@ -20,12 +22,16 @@
       </w:pPr>
       <w:r>
         <w:rPr>
+          <w:rtl/>
+          <w:cs/>
           <w:lang w:val="he_IL" w:bidi="he_IL"/>
         </w:rPr>
         <w:t>Resource: The Westminster Leningrad Codex</w:t>
       </w:r>
       <w:r>
         <w:rPr>
+          <w:rtl/>
+          <w:cs/>
           <w:lang w:val="he_IL" w:bidi="he_IL"/>
         </w:rPr>
       </w:r>
@@ -36,18 +42,24 @@
       </w:pPr>
       <w:r>
         <w:rPr>
+          <w:rtl/>
+          <w:cs/>
           <w:lang w:val="he_IL" w:bidi="he_IL"/>
         </w:rPr>
       </w:r>
       <w:r>
         <w:rPr>
           <w:b/>
+          <w:rtl/>
+          <w:cs/>
           <w:lang w:val="he_IL" w:bidi="he_IL"/>
         </w:rPr>
         <w:t>The Westminster Leningrad Codex</w:t>
       </w:r>
       <w:r>
         <w:rPr>
+          <w:rtl/>
+          <w:cs/>
           <w:lang w:val="he_IL" w:bidi="he_IL"/>
         </w:rPr>
         <w:t xml:space="preserve"> © 2019 </w:t>
@@ -55,6 +67,8 @@
       <w:hyperlink r:id="rId13">
         <w:r>
           <w:rPr>
+            <w:rtl/>
+            <w:cs/>
             <w:lang w:val="he_IL" w:bidi="he_IL"/>
           </w:rPr>
           <w:rPr>
@@ -66,6 +80,8 @@
       </w:hyperlink>
       <w:r>
         <w:rPr>
+          <w:rtl/>
+          <w:cs/>
           <w:lang w:val="he_IL" w:bidi="he_IL"/>
         </w:rPr>
         <w:t xml:space="preserve">, licensed under a </w:t>
@@ -73,6 +89,8 @@
       <w:hyperlink r:id="rId14">
         <w:r>
           <w:rPr>
+            <w:rtl/>
+            <w:cs/>
             <w:lang w:val="he_IL" w:bidi="he_IL"/>
           </w:rPr>
           <w:rPr>
@@ -84,17 +102,23 @@
       </w:hyperlink>
       <w:r>
         <w:rPr>
+          <w:rtl/>
+          <w:cs/>
           <w:lang w:val="he_IL" w:bidi="he_IL"/>
         </w:rPr>
         <w:t>.</w:t>
       </w:r>
       <w:r>
         <w:rPr>
-          <w:lang w:val="he_IL" w:bidi="he_IL"/>
-        </w:rPr>
-      </w:r>
-      <w:r>
-        <w:rPr>
+          <w:rtl/>
+          <w:cs/>
+          <w:lang w:val="he_IL" w:bidi="he_IL"/>
+        </w:rPr>
+      </w:r>
+      <w:r>
+        <w:rPr>
+          <w:rtl/>
+          <w:cs/>
           <w:lang w:val="he_IL" w:bidi="he_IL"/>
         </w:rPr>
       </w:r>
@@ -106,6 +130,8 @@
       </w:pPr>
       <w:r>
         <w:rPr>
+          <w:rtl/>
+          <w:cs/>
           <w:lang w:val="he_IL" w:bidi="he_IL"/>
         </w:rPr>
         <w:t>The Westminster Leningrad Codex</w:t>
@@ -135,6 +161,8 @@
       </w:pPr>
       <w:r>
         <w:rPr>
+          <w:rtl/>
+          <w:cs/>
           <w:lang w:val="he_IL" w:bidi="he_IL"/>
         </w:rPr>
       </w:r>
@@ -146,6 +174,8 @@
       </w:pPr>
       <w:r>
         <w:rPr>
+          <w:rtl/>
+          <w:cs/>
           <w:lang w:val="he_IL" w:bidi="he_IL"/>
         </w:rPr>
       </w:r>
@@ -156,22 +186,30 @@
       </w:pPr>
       <w:r>
         <w:rPr>
-          <w:lang w:val="he_IL" w:bidi="he_IL"/>
-        </w:rPr>
-      </w:r>
-      <w:r>
-        <w:rPr>
+          <w:rtl/>
+          <w:cs/>
+          <w:lang w:val="he_IL" w:bidi="he_IL"/>
+        </w:rPr>
+      </w:r>
+      <w:r>
+        <w:rPr>
+          <w:rtl/>
+          <w:cs/>
           <w:lang w:val="he_IL" w:bidi="he_IL"/>
         </w:rPr>
         <w:t xml:space="preserve"> </w:t>
       </w:r>
       <w:r>
         <w:rPr>
-          <w:lang w:val="he_IL" w:bidi="he_IL"/>
-        </w:rPr>
-      </w:r>
-      <w:r>
-        <w:rPr>
+          <w:rtl/>
+          <w:cs/>
+          <w:lang w:val="he_IL" w:bidi="he_IL"/>
+        </w:rPr>
+      </w:r>
+      <w:r>
+        <w:rPr>
+          <w:rtl/>
+          <w:cs/>
           <w:lang w:val="he_IL" w:bidi="he_IL"/>
         </w:rPr>
       </w:r>
@@ -198,12 +236,16 @@
       </w:pPr>
       <w:r>
         <w:rPr>
+          <w:rtl/>
+          <w:cs/>
           <w:lang w:val="he_IL" w:bidi="he_IL"/>
         </w:rPr>
         <w:t>Nahum 1:1</w:t>
       </w:r>
       <w:r>
         <w:rPr>
+          <w:rtl/>
+          <w:cs/>
           <w:lang w:val="he_IL" w:bidi="he_IL"/>
         </w:rPr>
       </w:r>
@@ -214,18 +256,24 @@
       </w:pPr>
       <w:r>
         <w:rPr>
+          <w:rtl/>
+          <w:cs/>
           <w:lang w:val="he_IL" w:bidi="he_IL"/>
         </w:rPr>
       </w:r>
       <w:r>
         <w:rPr>
           <w:vertAlign w:val="superscript"/>
+          <w:rtl/>
+          <w:cs/>
           <w:lang w:val="he_IL" w:bidi="he_IL"/>
         </w:rPr>
         <w:t>1</w:t>
       </w:r>
       <w:r>
         <w:rPr>
+          <w:rtl/>
+          <w:cs/>
           <w:lang w:val="he_IL" w:bidi="he_IL"/>
         </w:rPr>
         <w:t xml:space="preserve"> מַשָּׂ֖א נִֽינְוֵ֑ה סֵ֧פֶר חֲז֛וֹן נַח֖וּם הָאֶלְקֹשִֽׁי׃</w:t>
@@ -237,18 +285,24 @@
       </w:pPr>
       <w:r>
         <w:rPr>
+          <w:rtl/>
+          <w:cs/>
           <w:lang w:val="he_IL" w:bidi="he_IL"/>
         </w:rPr>
       </w:r>
       <w:r>
         <w:rPr>
           <w:vertAlign w:val="superscript"/>
+          <w:rtl/>
+          <w:cs/>
           <w:lang w:val="he_IL" w:bidi="he_IL"/>
         </w:rPr>
         <w:t>2</w:t>
       </w:r>
       <w:r>
         <w:rPr>
+          <w:rtl/>
+          <w:cs/>
           <w:lang w:val="he_IL" w:bidi="he_IL"/>
         </w:rPr>
         <w:t xml:space="preserve"> אֵ֣ל קַנּ֤וֹא וְנֹקֵם֙ יְהוָ֔ה נֹקֵ֥ם יְהוָ֖ה וּבַ֣עַל חֵמָ֑ה נֹקֵ֤ם יְהוָה֙ לְצָרָ֔יו וְנוֹטֵ֥ר ה֖וּא לְאֹיְבָֽיו׃</w:t>
@@ -260,18 +314,24 @@
       </w:pPr>
       <w:r>
         <w:rPr>
+          <w:rtl/>
+          <w:cs/>
           <w:lang w:val="he_IL" w:bidi="he_IL"/>
         </w:rPr>
       </w:r>
       <w:r>
         <w:rPr>
           <w:vertAlign w:val="superscript"/>
+          <w:rtl/>
+          <w:cs/>
           <w:lang w:val="he_IL" w:bidi="he_IL"/>
         </w:rPr>
         <w:t>3</w:t>
       </w:r>
       <w:r>
         <w:rPr>
+          <w:rtl/>
+          <w:cs/>
           <w:lang w:val="he_IL" w:bidi="he_IL"/>
         </w:rPr>
         <w:t xml:space="preserve"> יְהֹוָ֗ה אֶ֤רֶךְ אַפַּ֙יִם֙ וגדול ־כֹּ֔חַ וְנַקֵּ֖ה לֹ֣א יְנַקֶּ֑ה יְהוָ֗ה בְּסוּפָ֤ה וּבִשְׂעָרָה֙ דַּרְכּ֔וֹ וְעָנָ֖ן אֲבַ֥ק רַגְלָֽיו׃</w:t>
@@ -283,18 +343,24 @@
       </w:pPr>
       <w:r>
         <w:rPr>
+          <w:rtl/>
+          <w:cs/>
           <w:lang w:val="he_IL" w:bidi="he_IL"/>
         </w:rPr>
       </w:r>
       <w:r>
         <w:rPr>
           <w:vertAlign w:val="superscript"/>
+          <w:rtl/>
+          <w:cs/>
           <w:lang w:val="he_IL" w:bidi="he_IL"/>
         </w:rPr>
         <w:t>4</w:t>
       </w:r>
       <w:r>
         <w:rPr>
+          <w:rtl/>
+          <w:cs/>
           <w:lang w:val="he_IL" w:bidi="he_IL"/>
         </w:rPr>
         <w:t xml:space="preserve"> גּוֹעֵ֤ר בַּיָּם֙ וַֽיַּבְּשֵׁ֔הוּ וְכָל־הַנְּהָר֖וֹת הֶֽחֱרִ֑יב אֻמְלַ֤ל בָּשָׁן֙ וְכַרְמֶ֔ל וּפֶ֥רַח לְבָנ֖וֹן אֻמְלָֽל׃</w:t>
@@ -306,18 +372,24 @@
       </w:pPr>
       <w:r>
         <w:rPr>
+          <w:rtl/>
+          <w:cs/>
           <w:lang w:val="he_IL" w:bidi="he_IL"/>
         </w:rPr>
       </w:r>
       <w:r>
         <w:rPr>
           <w:vertAlign w:val="superscript"/>
+          <w:rtl/>
+          <w:cs/>
           <w:lang w:val="he_IL" w:bidi="he_IL"/>
         </w:rPr>
         <w:t>5</w:t>
       </w:r>
       <w:r>
         <w:rPr>
+          <w:rtl/>
+          <w:cs/>
           <w:lang w:val="he_IL" w:bidi="he_IL"/>
         </w:rPr>
         <w:t xml:space="preserve"> הָרִים֙ רָעֲשׁ֣וּ מִמֶּ֔נּוּ וְהַגְּבָע֖וֹת הִתְמֹגָ֑גוּ וַתִּשָּׂ֤א הָאָ֙רֶץ֙ מִפָּנָ֔יו וְתֵבֵ֖ל וְכָל־יֹ֥שְׁבֵי בָֽהּ׃</w:t>
@@ -329,18 +401,24 @@
       </w:pPr>
       <w:r>
         <w:rPr>
+          <w:rtl/>
+          <w:cs/>
           <w:lang w:val="he_IL" w:bidi="he_IL"/>
         </w:rPr>
       </w:r>
       <w:r>
         <w:rPr>
           <w:vertAlign w:val="superscript"/>
+          <w:rtl/>
+          <w:cs/>
           <w:lang w:val="he_IL" w:bidi="he_IL"/>
         </w:rPr>
         <w:t>6</w:t>
       </w:r>
       <w:r>
         <w:rPr>
+          <w:rtl/>
+          <w:cs/>
           <w:lang w:val="he_IL" w:bidi="he_IL"/>
         </w:rPr>
         <w:t xml:space="preserve"> לִפְנֵ֤י זַעְמוֹ֙ מִ֣י יַֽעֲמ֔וֹד וּמִ֥י יָק֖וּם בַּחֲר֣וֹן אַפּ֑וֹ חֲמָתוֹ֙ נִתְּכָ֣ה כָאֵ֔שׁ וְהַצֻּרִ֖ים נִתְּצ֥וּ מִמֶּֽנּוּ׃</w:t>
@@ -352,18 +430,24 @@
       </w:pPr>
       <w:r>
         <w:rPr>
+          <w:rtl/>
+          <w:cs/>
           <w:lang w:val="he_IL" w:bidi="he_IL"/>
         </w:rPr>
       </w:r>
       <w:r>
         <w:rPr>
           <w:vertAlign w:val="superscript"/>
+          <w:rtl/>
+          <w:cs/>
           <w:lang w:val="he_IL" w:bidi="he_IL"/>
         </w:rPr>
         <w:t>7</w:t>
       </w:r>
       <w:r>
         <w:rPr>
+          <w:rtl/>
+          <w:cs/>
           <w:lang w:val="he_IL" w:bidi="he_IL"/>
         </w:rPr>
         <w:t xml:space="preserve"> ט֣וֹב יְהוָ֔ה לְמָע֖וֹז בְּי֣וֹם צָרָ֑ה וְיֹדֵ֖עַ חֹ֥סֵי בֽוֹ׃</w:t>
@@ -375,18 +459,24 @@
       </w:pPr>
       <w:r>
         <w:rPr>
+          <w:rtl/>
+          <w:cs/>
           <w:lang w:val="he_IL" w:bidi="he_IL"/>
         </w:rPr>
       </w:r>
       <w:r>
         <w:rPr>
           <w:vertAlign w:val="superscript"/>
+          <w:rtl/>
+          <w:cs/>
           <w:lang w:val="he_IL" w:bidi="he_IL"/>
         </w:rPr>
         <w:t>8</w:t>
       </w:r>
       <w:r>
         <w:rPr>
+          <w:rtl/>
+          <w:cs/>
           <w:lang w:val="he_IL" w:bidi="he_IL"/>
         </w:rPr>
         <w:t xml:space="preserve"> וּבְשֶׁ֣טֶף עֹבֵ֔ר כָּלָ֖ה יַעֲשֶׂ֣ה מְקוֹמָ֑הּ וְאֹיְבָ֖יו יְרַדֶּף־חֹֽשֶׁךְ׃</w:t>
@@ -398,18 +488,24 @@
       </w:pPr>
       <w:r>
         <w:rPr>
+          <w:rtl/>
+          <w:cs/>
           <w:lang w:val="he_IL" w:bidi="he_IL"/>
         </w:rPr>
       </w:r>
       <w:r>
         <w:rPr>
           <w:vertAlign w:val="superscript"/>
+          <w:rtl/>
+          <w:cs/>
           <w:lang w:val="he_IL" w:bidi="he_IL"/>
         </w:rPr>
         <w:t>9</w:t>
       </w:r>
       <w:r>
         <w:rPr>
+          <w:rtl/>
+          <w:cs/>
           <w:lang w:val="he_IL" w:bidi="he_IL"/>
         </w:rPr>
         <w:t xml:space="preserve"> מַה־תְּחַשְּׁבוּן֙ אֶל־יְהוָ֔ה כָּלָ֖ה ה֣וּא עֹשֶׂ֑ה לֹֽא־תָק֥וּם פַּעֲמַ֖יִם צָרָֽה׃</w:t>
@@ -421,18 +517,24 @@
       </w:pPr>
       <w:r>
         <w:rPr>
+          <w:rtl/>
+          <w:cs/>
           <w:lang w:val="he_IL" w:bidi="he_IL"/>
         </w:rPr>
       </w:r>
       <w:r>
         <w:rPr>
           <w:vertAlign w:val="superscript"/>
+          <w:rtl/>
+          <w:cs/>
           <w:lang w:val="he_IL" w:bidi="he_IL"/>
         </w:rPr>
         <w:t>10</w:t>
       </w:r>
       <w:r>
         <w:rPr>
+          <w:rtl/>
+          <w:cs/>
           <w:lang w:val="he_IL" w:bidi="he_IL"/>
         </w:rPr>
         <w:t xml:space="preserve"> כִּ֚י עַד־סִירִ֣ים סְבֻכִ֔ים וּכְסָבְאָ֖ם סְבוּאִ֑ים אֻ֨כְּל֔וּ כְּקַ֥שׁ יָבֵ֖שׁ מָלֵֽא׃</w:t>
@@ -444,18 +546,24 @@
       </w:pPr>
       <w:r>
         <w:rPr>
+          <w:rtl/>
+          <w:cs/>
           <w:lang w:val="he_IL" w:bidi="he_IL"/>
         </w:rPr>
       </w:r>
       <w:r>
         <w:rPr>
           <w:vertAlign w:val="superscript"/>
+          <w:rtl/>
+          <w:cs/>
           <w:lang w:val="he_IL" w:bidi="he_IL"/>
         </w:rPr>
         <w:t>11</w:t>
       </w:r>
       <w:r>
         <w:rPr>
+          <w:rtl/>
+          <w:cs/>
           <w:lang w:val="he_IL" w:bidi="he_IL"/>
         </w:rPr>
         <w:t xml:space="preserve"> מִמֵּ֣ךְ יָצָ֔א חֹשֵׁ֥ב עַל־יְהוָ֖ה רָעָ֑ה יֹעֵ֖ץ בְּלִיָּֽעַל׃ ס</w:t>
@@ -467,18 +575,24 @@
       </w:pPr>
       <w:r>
         <w:rPr>
+          <w:rtl/>
+          <w:cs/>
           <w:lang w:val="he_IL" w:bidi="he_IL"/>
         </w:rPr>
       </w:r>
       <w:r>
         <w:rPr>
           <w:vertAlign w:val="superscript"/>
+          <w:rtl/>
+          <w:cs/>
           <w:lang w:val="he_IL" w:bidi="he_IL"/>
         </w:rPr>
         <w:t>12</w:t>
       </w:r>
       <w:r>
         <w:rPr>
+          <w:rtl/>
+          <w:cs/>
           <w:lang w:val="he_IL" w:bidi="he_IL"/>
         </w:rPr>
         <w:t xml:space="preserve"> כֹּ֣ה ׀ אָמַ֣ר יְהוָ֗ה אִם־שְׁלֵמִים֙ וְכֵ֣ן רַבִּ֔ים וְכֵ֥ן נָגֹ֖זּוּ וְעָבָ֑ר וְעִ֨נִּתִ֔ךְ לֹ֥א אֲעַנֵּ֖ךְ עֽוֹד׃</w:t>
@@ -490,18 +604,24 @@
       </w:pPr>
       <w:r>
         <w:rPr>
+          <w:rtl/>
+          <w:cs/>
           <w:lang w:val="he_IL" w:bidi="he_IL"/>
         </w:rPr>
       </w:r>
       <w:r>
         <w:rPr>
           <w:vertAlign w:val="superscript"/>
+          <w:rtl/>
+          <w:cs/>
           <w:lang w:val="he_IL" w:bidi="he_IL"/>
         </w:rPr>
         <w:t>13</w:t>
       </w:r>
       <w:r>
         <w:rPr>
+          <w:rtl/>
+          <w:cs/>
           <w:lang w:val="he_IL" w:bidi="he_IL"/>
         </w:rPr>
         <w:t xml:space="preserve"> וְעַתָּ֕ה אֶשְׁבֹּ֥ר מֹטֵ֖הוּ מֵֽעָלָ֑יִךְ וּמוֹסְרֹתַ֖יִךְ אֲנַתֵּֽק׃</w:t>
@@ -513,18 +633,24 @@
       </w:pPr>
       <w:r>
         <w:rPr>
+          <w:rtl/>
+          <w:cs/>
           <w:lang w:val="he_IL" w:bidi="he_IL"/>
         </w:rPr>
       </w:r>
       <w:r>
         <w:rPr>
           <w:vertAlign w:val="superscript"/>
+          <w:rtl/>
+          <w:cs/>
           <w:lang w:val="he_IL" w:bidi="he_IL"/>
         </w:rPr>
         <w:t>14</w:t>
       </w:r>
       <w:r>
         <w:rPr>
+          <w:rtl/>
+          <w:cs/>
           <w:lang w:val="he_IL" w:bidi="he_IL"/>
         </w:rPr>
         <w:t xml:space="preserve"> וְצִוָּ֤ה עָלֶ֙יךָ֙ יְהוָ֔ה לֹֽא־יִזָּרַ֥ע מִשִּׁמְךָ֖ ע֑וֹד מִבֵּ֨ית אֱלֹהֶ֜יךָ אַכְרִ֨ית פֶּ֧סֶל וּמַסֵּכָ֛ה אָשִׂ֥ים קִבְרֶ֖ךָ כִּ֥י קַלּֽוֹתָ׃ פ</w:t>
@@ -537,12 +663,16 @@
       </w:pPr>
       <w:r>
         <w:rPr>
+          <w:rtl/>
+          <w:cs/>
           <w:lang w:val="he_IL" w:bidi="he_IL"/>
         </w:rPr>
         <w:t>Nahum 2:1</w:t>
       </w:r>
       <w:r>
         <w:rPr>
+          <w:rtl/>
+          <w:cs/>
           <w:lang w:val="he_IL" w:bidi="he_IL"/>
         </w:rPr>
       </w:r>
@@ -553,18 +683,24 @@
       </w:pPr>
       <w:r>
         <w:rPr>
+          <w:rtl/>
+          <w:cs/>
           <w:lang w:val="he_IL" w:bidi="he_IL"/>
         </w:rPr>
       </w:r>
       <w:r>
         <w:rPr>
           <w:vertAlign w:val="superscript"/>
+          <w:rtl/>
+          <w:cs/>
           <w:lang w:val="he_IL" w:bidi="he_IL"/>
         </w:rPr>
         <w:t>1</w:t>
       </w:r>
       <w:r>
         <w:rPr>
+          <w:rtl/>
+          <w:cs/>
           <w:lang w:val="he_IL" w:bidi="he_IL"/>
         </w:rPr>
         <w:t xml:space="preserve"> הִנֵּ֨ה עַל־הֶהָרִ֜ים רַגְלֵ֤י מְבַשֵּׂר֙ מַשְׁמִ֣יעַ שָׁל֔וֹם חָגִּ֧י יְהוּדָ֛ה חַגַּ֖יִךְ שַׁלְּמִ֣י נְדָרָ֑יִךְ כִּי֩ לֹ֨א יוֹסִ֥יף ע֛וֹד לעבור ־ בָּ֥ךְ בְּלִיַּ֖עַל כֻּלֹּ֥ה נִכְרָֽת׃</w:t>
@@ -576,18 +712,24 @@
       </w:pPr>
       <w:r>
         <w:rPr>
+          <w:rtl/>
+          <w:cs/>
           <w:lang w:val="he_IL" w:bidi="he_IL"/>
         </w:rPr>
       </w:r>
       <w:r>
         <w:rPr>
           <w:vertAlign w:val="superscript"/>
+          <w:rtl/>
+          <w:cs/>
           <w:lang w:val="he_IL" w:bidi="he_IL"/>
         </w:rPr>
         <w:t>2</w:t>
       </w:r>
       <w:r>
         <w:rPr>
+          <w:rtl/>
+          <w:cs/>
           <w:lang w:val="he_IL" w:bidi="he_IL"/>
         </w:rPr>
         <w:t xml:space="preserve"> עָלָ֥ה מֵפִ֛יץ עַל־פָּנַ֖יִךְ נָצ֣וֹר מְצֻרָ֑ה צַפֵּה־דֶ֙רֶךְ֙ חַזֵּ֣ק מָתְנַ֔יִם אַמֵּ֥ץ כֹּ֖חַ מְאֹֽד׃</w:t>
@@ -599,18 +741,24 @@
       </w:pPr>
       <w:r>
         <w:rPr>
+          <w:rtl/>
+          <w:cs/>
           <w:lang w:val="he_IL" w:bidi="he_IL"/>
         </w:rPr>
       </w:r>
       <w:r>
         <w:rPr>
           <w:vertAlign w:val="superscript"/>
+          <w:rtl/>
+          <w:cs/>
           <w:lang w:val="he_IL" w:bidi="he_IL"/>
         </w:rPr>
         <w:t>3</w:t>
       </w:r>
       <w:r>
         <w:rPr>
+          <w:rtl/>
+          <w:cs/>
           <w:lang w:val="he_IL" w:bidi="he_IL"/>
         </w:rPr>
         <w:t xml:space="preserve"> כִּ֣י שָׁ֤ב יְהוָה֙ אֶת־גְּא֣וֹן יַעֲקֹ֔ב כִּגְא֖וֹן יִשְׂרָאֵ֑ל כִּ֤י בְקָקוּם֙ בֹּֽקְקִ֔ים וּזְמֹרֵיהֶ֖ם שִׁחֵֽתוּ׃</w:t>
@@ -622,18 +770,24 @@
       </w:pPr>
       <w:r>
         <w:rPr>
+          <w:rtl/>
+          <w:cs/>
           <w:lang w:val="he_IL" w:bidi="he_IL"/>
         </w:rPr>
       </w:r>
       <w:r>
         <w:rPr>
           <w:vertAlign w:val="superscript"/>
+          <w:rtl/>
+          <w:cs/>
           <w:lang w:val="he_IL" w:bidi="he_IL"/>
         </w:rPr>
         <w:t>4</w:t>
       </w:r>
       <w:r>
         <w:rPr>
+          <w:rtl/>
+          <w:cs/>
           <w:lang w:val="he_IL" w:bidi="he_IL"/>
         </w:rPr>
         <w:t xml:space="preserve"> מָגֵ֨ן גִּבֹּרֵ֜יהוּ מְאָדָּ֗ם אַנְשֵׁי־חַ֙יִל֙ מְתֻלָּעִ֔ים בְּאֵשׁ־פְּלָד֥וֹת הָרֶ֖כֶב בְּי֣וֹם הֲכִינ֑וֹ וְהַבְּרֹשִׁ֖ים הָרְעָֽלוּ׃</w:t>
@@ -645,18 +799,24 @@
       </w:pPr>
       <w:r>
         <w:rPr>
+          <w:rtl/>
+          <w:cs/>
           <w:lang w:val="he_IL" w:bidi="he_IL"/>
         </w:rPr>
       </w:r>
       <w:r>
         <w:rPr>
           <w:vertAlign w:val="superscript"/>
+          <w:rtl/>
+          <w:cs/>
           <w:lang w:val="he_IL" w:bidi="he_IL"/>
         </w:rPr>
         <w:t>5</w:t>
       </w:r>
       <w:r>
         <w:rPr>
+          <w:rtl/>
+          <w:cs/>
           <w:lang w:val="he_IL" w:bidi="he_IL"/>
         </w:rPr>
         <w:t xml:space="preserve"> בַּֽחוּצוֹת֙ יִתְהוֹלְל֣וּ הָרֶ֔כֶב יִֽשְׁתַּקְשְׁק֖וּן בָּרְחֹב֑וֹת מַרְאֵיהֶן֙ כַּלַּפִּידִ֔ם כַּבְּרָקִ֖ים יְרוֹצֵֽצוּ׃</w:t>
@@ -668,18 +828,24 @@
       </w:pPr>
       <w:r>
         <w:rPr>
+          <w:rtl/>
+          <w:cs/>
           <w:lang w:val="he_IL" w:bidi="he_IL"/>
         </w:rPr>
       </w:r>
       <w:r>
         <w:rPr>
           <w:vertAlign w:val="superscript"/>
+          <w:rtl/>
+          <w:cs/>
           <w:lang w:val="he_IL" w:bidi="he_IL"/>
         </w:rPr>
         <w:t>6</w:t>
       </w:r>
       <w:r>
         <w:rPr>
+          <w:rtl/>
+          <w:cs/>
           <w:lang w:val="he_IL" w:bidi="he_IL"/>
         </w:rPr>
         <w:t xml:space="preserve"> יִזְכֹּר֙ אַדִּירָ֔יו יִכָּשְׁל֖וּ בהלכותם יְמַֽהֲרוּ֙ חֽוֹמָתָ֔הּ וְהֻכַ֖ן הַסֹּכֵֽךְ׃</w:t>
@@ -691,18 +857,24 @@
       </w:pPr>
       <w:r>
         <w:rPr>
+          <w:rtl/>
+          <w:cs/>
           <w:lang w:val="he_IL" w:bidi="he_IL"/>
         </w:rPr>
       </w:r>
       <w:r>
         <w:rPr>
           <w:vertAlign w:val="superscript"/>
+          <w:rtl/>
+          <w:cs/>
           <w:lang w:val="he_IL" w:bidi="he_IL"/>
         </w:rPr>
         <w:t>7</w:t>
       </w:r>
       <w:r>
         <w:rPr>
+          <w:rtl/>
+          <w:cs/>
           <w:lang w:val="he_IL" w:bidi="he_IL"/>
         </w:rPr>
         <w:t xml:space="preserve"> שַׁעֲרֵ֥י הַנְּהָר֖וֹת נִפְתָּ֑חוּ וְהַֽהֵיכָ֖ל נָמֽוֹג׃</w:t>
@@ -714,18 +886,24 @@
       </w:pPr>
       <w:r>
         <w:rPr>
+          <w:rtl/>
+          <w:cs/>
           <w:lang w:val="he_IL" w:bidi="he_IL"/>
         </w:rPr>
       </w:r>
       <w:r>
         <w:rPr>
           <w:vertAlign w:val="superscript"/>
+          <w:rtl/>
+          <w:cs/>
           <w:lang w:val="he_IL" w:bidi="he_IL"/>
         </w:rPr>
         <w:t>8</w:t>
       </w:r>
       <w:r>
         <w:rPr>
+          <w:rtl/>
+          <w:cs/>
           <w:lang w:val="he_IL" w:bidi="he_IL"/>
         </w:rPr>
         <w:t xml:space="preserve"> וְהֻצַּ֖ב גֻּלְּתָ֣ה הֹֽעֲלָ֑תָה וְאַמְהֹתֶ֗יהָ מְנַֽהֲגוֹת֙ כְּק֣וֹל יוֹנִ֔ים מְתֹפְפֹ֖ת עַל־לִבְבֵהֶֽן׃</w:t>
@@ -737,18 +915,24 @@
       </w:pPr>
       <w:r>
         <w:rPr>
+          <w:rtl/>
+          <w:cs/>
           <w:lang w:val="he_IL" w:bidi="he_IL"/>
         </w:rPr>
       </w:r>
       <w:r>
         <w:rPr>
           <w:vertAlign w:val="superscript"/>
+          <w:rtl/>
+          <w:cs/>
           <w:lang w:val="he_IL" w:bidi="he_IL"/>
         </w:rPr>
         <w:t>9</w:t>
       </w:r>
       <w:r>
         <w:rPr>
+          <w:rtl/>
+          <w:cs/>
           <w:lang w:val="he_IL" w:bidi="he_IL"/>
         </w:rPr>
         <w:t xml:space="preserve"> וְנִינְוֵ֥ה כִבְרֵֽכַת־מַ֖יִם מִ֣ימֵי הִ֑יא וְהֵ֣מָּה נָסִ֔ים עִמְד֥וּ עֲמֹ֖דוּ וְאֵ֥ין מַפְנֶֽה׃</w:t>
@@ -760,18 +944,24 @@
       </w:pPr>
       <w:r>
         <w:rPr>
+          <w:rtl/>
+          <w:cs/>
           <w:lang w:val="he_IL" w:bidi="he_IL"/>
         </w:rPr>
       </w:r>
       <w:r>
         <w:rPr>
           <w:vertAlign w:val="superscript"/>
+          <w:rtl/>
+          <w:cs/>
           <w:lang w:val="he_IL" w:bidi="he_IL"/>
         </w:rPr>
         <w:t>10</w:t>
       </w:r>
       <w:r>
         <w:rPr>
+          <w:rtl/>
+          <w:cs/>
           <w:lang w:val="he_IL" w:bidi="he_IL"/>
         </w:rPr>
         <w:t xml:space="preserve"> בֹּ֥זּוּ כֶ֖סֶף בֹּ֣זּוּ זָהָ֑ב וְאֵ֥ין קֵ֙צֶה֙ לַתְּכוּנָ֔ה כָּבֹ֕ד מִכֹּ֖ל כְּלִ֥י חֶמְדָּֽה׃</w:t>
@@ -783,18 +973,24 @@
       </w:pPr>
       <w:r>
         <w:rPr>
+          <w:rtl/>
+          <w:cs/>
           <w:lang w:val="he_IL" w:bidi="he_IL"/>
         </w:rPr>
       </w:r>
       <w:r>
         <w:rPr>
           <w:vertAlign w:val="superscript"/>
+          <w:rtl/>
+          <w:cs/>
           <w:lang w:val="he_IL" w:bidi="he_IL"/>
         </w:rPr>
         <w:t>11</w:t>
       </w:r>
       <w:r>
         <w:rPr>
+          <w:rtl/>
+          <w:cs/>
           <w:lang w:val="he_IL" w:bidi="he_IL"/>
         </w:rPr>
         <w:t xml:space="preserve"> בּוּקָ֥ה וּמְבוּקָ֖ה וּמְבֻלָּקָ֑ה וְלֵ֨ב נָמֵ֜ס וּפִ֣ק בִּרְכַּ֗יִם וְחַלְחָלָה֙ בְּכָל־מָתְנַ֔יִם וּפְנֵ֥י כֻלָּ֖ם קִבְּצ֥וּ פָארֽוּר׃</w:t>
@@ -806,18 +1002,24 @@
       </w:pPr>
       <w:r>
         <w:rPr>
+          <w:rtl/>
+          <w:cs/>
           <w:lang w:val="he_IL" w:bidi="he_IL"/>
         </w:rPr>
       </w:r>
       <w:r>
         <w:rPr>
           <w:vertAlign w:val="superscript"/>
+          <w:rtl/>
+          <w:cs/>
           <w:lang w:val="he_IL" w:bidi="he_IL"/>
         </w:rPr>
         <w:t>12</w:t>
       </w:r>
       <w:r>
         <w:rPr>
+          <w:rtl/>
+          <w:cs/>
           <w:lang w:val="he_IL" w:bidi="he_IL"/>
         </w:rPr>
         <w:t xml:space="preserve"> אַיֵּה֙ מְע֣וֹן אֲרָי֔וֹת וּמִרְעֶ֥ה ה֖וּא לַכְּפִרִ֑ים אֲשֶׁ֣ר הָלַךְ֩ אַרְיֵ֨ה לָבִ֥יא שָׁ֛ם גּ֥וּר אַרְיֵ֖ה וְאֵ֥ין מַחֲרִֽיד׃</w:t>
@@ -829,18 +1031,24 @@
       </w:pPr>
       <w:r>
         <w:rPr>
+          <w:rtl/>
+          <w:cs/>
           <w:lang w:val="he_IL" w:bidi="he_IL"/>
         </w:rPr>
       </w:r>
       <w:r>
         <w:rPr>
           <w:vertAlign w:val="superscript"/>
+          <w:rtl/>
+          <w:cs/>
           <w:lang w:val="he_IL" w:bidi="he_IL"/>
         </w:rPr>
         <w:t>13</w:t>
       </w:r>
       <w:r>
         <w:rPr>
+          <w:rtl/>
+          <w:cs/>
           <w:lang w:val="he_IL" w:bidi="he_IL"/>
         </w:rPr>
         <w:t xml:space="preserve"> אַרְיֵ֤ה טֹרֵף֙ בְּדֵ֣י גֹֽרוֹתָ֔יו וּמְחַנֵּ֖ק לְלִבְאֹתָ֑יו וַיְמַלֵּא־טֶ֣רֶף חֹרָ֔יו וּמְעֹֽנֹתָ֖יו טְרֵפָֽה׃</w:t>
@@ -852,18 +1060,24 @@
       </w:pPr>
       <w:r>
         <w:rPr>
+          <w:rtl/>
+          <w:cs/>
           <w:lang w:val="he_IL" w:bidi="he_IL"/>
         </w:rPr>
       </w:r>
       <w:r>
         <w:rPr>
           <w:vertAlign w:val="superscript"/>
+          <w:rtl/>
+          <w:cs/>
           <w:lang w:val="he_IL" w:bidi="he_IL"/>
         </w:rPr>
         <w:t>14</w:t>
       </w:r>
       <w:r>
         <w:rPr>
+          <w:rtl/>
+          <w:cs/>
           <w:lang w:val="he_IL" w:bidi="he_IL"/>
         </w:rPr>
         <w:t xml:space="preserve"> הִנְנִ֣י אֵלַ֗יִךְ נְאֻם֙ יְהוָ֣ה צְבָא֔וֹת וְהִבְעַרְתִּ֤י בֶֽעָשָׁן֙ רִכְבָּ֔הּ וּכְפִירַ֖יִךְ תֹּ֣אכַל חָ֑רֶב וְהִכְרַתִּ֤י מֵאֶ֙רֶץ֙ טַרְפֵּ֔ךְ וְלֹֽא־יִשָּׁמַ֥ע ע֖וֹד ק֥וֹל מַלְאָכֵֽכֵה׃ ס</w:t>
@@ -876,12 +1090,16 @@
       </w:pPr>
       <w:r>
         <w:rPr>
+          <w:rtl/>
+          <w:cs/>
           <w:lang w:val="he_IL" w:bidi="he_IL"/>
         </w:rPr>
         <w:t>Nahum 3:1</w:t>
       </w:r>
       <w:r>
         <w:rPr>
+          <w:rtl/>
+          <w:cs/>
           <w:lang w:val="he_IL" w:bidi="he_IL"/>
         </w:rPr>
       </w:r>
@@ -892,18 +1110,24 @@
       </w:pPr>
       <w:r>
         <w:rPr>
+          <w:rtl/>
+          <w:cs/>
           <w:lang w:val="he_IL" w:bidi="he_IL"/>
         </w:rPr>
       </w:r>
       <w:r>
         <w:rPr>
           <w:vertAlign w:val="superscript"/>
+          <w:rtl/>
+          <w:cs/>
           <w:lang w:val="he_IL" w:bidi="he_IL"/>
         </w:rPr>
         <w:t>1</w:t>
       </w:r>
       <w:r>
         <w:rPr>
+          <w:rtl/>
+          <w:cs/>
           <w:lang w:val="he_IL" w:bidi="he_IL"/>
         </w:rPr>
         <w:t xml:space="preserve"> ה֖וֹי עִ֣יר דָּמִ֑ים כֻּלָּ֗הּ כַּ֤חַשׁ פֶּ֙רֶק֙ מְלֵאָ֔ה לֹ֥א יָמִ֖ישׁ טָֽרֶף׃</w:t>
@@ -915,18 +1139,24 @@
       </w:pPr>
       <w:r>
         <w:rPr>
+          <w:rtl/>
+          <w:cs/>
           <w:lang w:val="he_IL" w:bidi="he_IL"/>
         </w:rPr>
       </w:r>
       <w:r>
         <w:rPr>
           <w:vertAlign w:val="superscript"/>
+          <w:rtl/>
+          <w:cs/>
           <w:lang w:val="he_IL" w:bidi="he_IL"/>
         </w:rPr>
         <w:t>2</w:t>
       </w:r>
       <w:r>
         <w:rPr>
+          <w:rtl/>
+          <w:cs/>
           <w:lang w:val="he_IL" w:bidi="he_IL"/>
         </w:rPr>
         <w:t xml:space="preserve"> ק֣וֹל שׁ֔וֹט וְק֖וֹל רַ֣עַשׁ אוֹפָ֑ן וְס֣וּס דֹּהֵ֔ר וּמֶרְכָּבָ֖ה מְרַקֵּדָֽה׃</w:t>
@@ -938,18 +1168,24 @@
       </w:pPr>
       <w:r>
         <w:rPr>
+          <w:rtl/>
+          <w:cs/>
           <w:lang w:val="he_IL" w:bidi="he_IL"/>
         </w:rPr>
       </w:r>
       <w:r>
         <w:rPr>
           <w:vertAlign w:val="superscript"/>
+          <w:rtl/>
+          <w:cs/>
           <w:lang w:val="he_IL" w:bidi="he_IL"/>
         </w:rPr>
         <w:t>3</w:t>
       </w:r>
       <w:r>
         <w:rPr>
+          <w:rtl/>
+          <w:cs/>
           <w:lang w:val="he_IL" w:bidi="he_IL"/>
         </w:rPr>
         <w:t xml:space="preserve"> פָּרָ֣שׁ מַעֲלֶ֗ה וְלַ֤הַב חֶ֙רֶב֙ וּבְרַ֣ק חֲנִ֔ית וְרֹ֥ב חָלָ֖ל וְכֹ֣בֶד פָּ֑גֶר וְאֵ֥ין קֵ֙צֶה֙ לַגְּוִיָּ֔ה יכשלו בִּגְוִיָּתָֽם׃</w:t>
@@ -961,18 +1197,24 @@
       </w:pPr>
       <w:r>
         <w:rPr>
+          <w:rtl/>
+          <w:cs/>
           <w:lang w:val="he_IL" w:bidi="he_IL"/>
         </w:rPr>
       </w:r>
       <w:r>
         <w:rPr>
           <w:vertAlign w:val="superscript"/>
+          <w:rtl/>
+          <w:cs/>
           <w:lang w:val="he_IL" w:bidi="he_IL"/>
         </w:rPr>
         <w:t>4</w:t>
       </w:r>
       <w:r>
         <w:rPr>
+          <w:rtl/>
+          <w:cs/>
           <w:lang w:val="he_IL" w:bidi="he_IL"/>
         </w:rPr>
         <w:t xml:space="preserve"> מֵרֹב֙ זְנוּנֵ֣י זוֹנָ֔ה ט֥וֹבַת חֵ֖ן בַּעֲלַ֣ת כְּשָׁפִ֑ים הַמֹּכֶ֤רֶת גּוֹיִם֙ בִּזְנוּנֶ֔יהָ וּמִשְׁפָּח֖וֹת בִּכְשָׁפֶֽיהָ׃</w:t>
@@ -984,18 +1226,24 @@
       </w:pPr>
       <w:r>
         <w:rPr>
+          <w:rtl/>
+          <w:cs/>
           <w:lang w:val="he_IL" w:bidi="he_IL"/>
         </w:rPr>
       </w:r>
       <w:r>
         <w:rPr>
           <w:vertAlign w:val="superscript"/>
+          <w:rtl/>
+          <w:cs/>
           <w:lang w:val="he_IL" w:bidi="he_IL"/>
         </w:rPr>
         <w:t>5</w:t>
       </w:r>
       <w:r>
         <w:rPr>
+          <w:rtl/>
+          <w:cs/>
           <w:lang w:val="he_IL" w:bidi="he_IL"/>
         </w:rPr>
         <w:t xml:space="preserve"> הִנְנִ֣י אֵלַ֗יִךְ נְאֻם֙ יְהוָ֣ה צְבָא֔וֹת וְגִלֵּיתִ֥י שׁוּלַ֖יִךְ עַל־פָּנָ֑יִךְ וְהַרְאֵיתִ֤י גוֹיִם֙ מַעְרֵ֔ךְ וּמַמְלָכ֖וֹת קְלוֹנֵֽךְ׃</w:t>
@@ -1007,18 +1255,24 @@
       </w:pPr>
       <w:r>
         <w:rPr>
+          <w:rtl/>
+          <w:cs/>
           <w:lang w:val="he_IL" w:bidi="he_IL"/>
         </w:rPr>
       </w:r>
       <w:r>
         <w:rPr>
           <w:vertAlign w:val="superscript"/>
+          <w:rtl/>
+          <w:cs/>
           <w:lang w:val="he_IL" w:bidi="he_IL"/>
         </w:rPr>
         <w:t>6</w:t>
       </w:r>
       <w:r>
         <w:rPr>
+          <w:rtl/>
+          <w:cs/>
           <w:lang w:val="he_IL" w:bidi="he_IL"/>
         </w:rPr>
         <w:t xml:space="preserve"> וְהִשְׁלַכְתִּ֥י עָלַ֛יִךְ שִׁקֻּצִ֖ים וְנִבַּלְתִּ֑יךְ וְשַׂמְתִּ֖יךְ כְּרֹֽאִי׃</w:t>
@@ -1030,18 +1284,24 @@
       </w:pPr>
       <w:r>
         <w:rPr>
+          <w:rtl/>
+          <w:cs/>
           <w:lang w:val="he_IL" w:bidi="he_IL"/>
         </w:rPr>
       </w:r>
       <w:r>
         <w:rPr>
           <w:vertAlign w:val="superscript"/>
+          <w:rtl/>
+          <w:cs/>
           <w:lang w:val="he_IL" w:bidi="he_IL"/>
         </w:rPr>
         <w:t>7</w:t>
       </w:r>
       <w:r>
         <w:rPr>
+          <w:rtl/>
+          <w:cs/>
           <w:lang w:val="he_IL" w:bidi="he_IL"/>
         </w:rPr>
         <w:t xml:space="preserve"> וְהָיָ֤ה כָל־רֹאַ֙יִךְ֙ יִדּ֣וֹד מִמֵּ֔ךְ וְאָמַר֙ שָׁדְּדָ֣ה נִֽינְוֵ֔ה מִ֖י יָנ֣וּד לָ֑הּ מֵאַ֛יִן אֲבַקֵּ֥שׁ מְנַחֲמִ֖ים לָֽךְ׃</w:t>
@@ -1053,18 +1313,24 @@
       </w:pPr>
       <w:r>
         <w:rPr>
+          <w:rtl/>
+          <w:cs/>
           <w:lang w:val="he_IL" w:bidi="he_IL"/>
         </w:rPr>
       </w:r>
       <w:r>
         <w:rPr>
           <w:vertAlign w:val="superscript"/>
+          <w:rtl/>
+          <w:cs/>
           <w:lang w:val="he_IL" w:bidi="he_IL"/>
         </w:rPr>
         <w:t>8</w:t>
       </w:r>
       <w:r>
         <w:rPr>
+          <w:rtl/>
+          <w:cs/>
           <w:lang w:val="he_IL" w:bidi="he_IL"/>
         </w:rPr>
         <w:t xml:space="preserve"> הֲתֵֽיטְבִי֙ מִנֹּ֣א אָמ֔וֹן הַיֹּֽשְׁבָה֙ בַּיְאֹרִ֔ים מַ֖יִם סָבִ֣יב לָ֑הּ אֲשֶׁר־חֵ֣יל יָ֔ם מִיָּ֖ם חוֹמָתָֽהּ׃</w:t>
@@ -1076,18 +1342,24 @@
       </w:pPr>
       <w:r>
         <w:rPr>
+          <w:rtl/>
+          <w:cs/>
           <w:lang w:val="he_IL" w:bidi="he_IL"/>
         </w:rPr>
       </w:r>
       <w:r>
         <w:rPr>
           <w:vertAlign w:val="superscript"/>
+          <w:rtl/>
+          <w:cs/>
           <w:lang w:val="he_IL" w:bidi="he_IL"/>
         </w:rPr>
         <w:t>9</w:t>
       </w:r>
       <w:r>
         <w:rPr>
+          <w:rtl/>
+          <w:cs/>
           <w:lang w:val="he_IL" w:bidi="he_IL"/>
         </w:rPr>
         <w:t xml:space="preserve"> כּ֥וּשׁ עָצְמָ֛ה וּמִצְרַ֖יִם וְאֵ֣ין קֵ֑צֶה פּ֣וּט וְלוּבִ֔ים הָי֖וּ בְּעֶזְרָתֵֽךְ׃</w:t>
@@ -1099,18 +1371,24 @@
       </w:pPr>
       <w:r>
         <w:rPr>
+          <w:rtl/>
+          <w:cs/>
           <w:lang w:val="he_IL" w:bidi="he_IL"/>
         </w:rPr>
       </w:r>
       <w:r>
         <w:rPr>
           <w:vertAlign w:val="superscript"/>
+          <w:rtl/>
+          <w:cs/>
           <w:lang w:val="he_IL" w:bidi="he_IL"/>
         </w:rPr>
         <w:t>10</w:t>
       </w:r>
       <w:r>
         <w:rPr>
+          <w:rtl/>
+          <w:cs/>
           <w:lang w:val="he_IL" w:bidi="he_IL"/>
         </w:rPr>
         <w:t xml:space="preserve"> גַּם־הִ֗יא לַגֹּלָה֙ הָלְכָ֣ה בַשֶּׁ֔בִי גַּ֧ם עֹלָלֶ֛יהָ יְרֻטְּשׁ֖וּ בְּרֹ֣אשׁ כָּל־חוּצ֑וֹת וְעַל־נִכְבַּדֶּ֙יהָ֙ יַדּ֣וּ גוֹרָ֔ל וְכָל־גְּדוֹלֶ֖יהָ רֻתְּק֥וּ בַזִּקִּֽים׃</w:t>
@@ -1122,18 +1400,24 @@
       </w:pPr>
       <w:r>
         <w:rPr>
+          <w:rtl/>
+          <w:cs/>
           <w:lang w:val="he_IL" w:bidi="he_IL"/>
         </w:rPr>
       </w:r>
       <w:r>
         <w:rPr>
           <w:vertAlign w:val="superscript"/>
+          <w:rtl/>
+          <w:cs/>
           <w:lang w:val="he_IL" w:bidi="he_IL"/>
         </w:rPr>
         <w:t>11</w:t>
       </w:r>
       <w:r>
         <w:rPr>
+          <w:rtl/>
+          <w:cs/>
           <w:lang w:val="he_IL" w:bidi="he_IL"/>
         </w:rPr>
         <w:t xml:space="preserve"> גַּם־אַ֣תְּ תִּשְׁכְּרִ֔י תְּהִ֖י נַֽעֲלָמָ֑ה גַּם־אַ֛תְּ תְּבַקְשִׁ֥י מָע֖וֹז מֵאוֹיֵֽב׃</w:t>
@@ -1145,18 +1429,24 @@
       </w:pPr>
       <w:r>
         <w:rPr>
+          <w:rtl/>
+          <w:cs/>
           <w:lang w:val="he_IL" w:bidi="he_IL"/>
         </w:rPr>
       </w:r>
       <w:r>
         <w:rPr>
           <w:vertAlign w:val="superscript"/>
+          <w:rtl/>
+          <w:cs/>
           <w:lang w:val="he_IL" w:bidi="he_IL"/>
         </w:rPr>
         <w:t>12</w:t>
       </w:r>
       <w:r>
         <w:rPr>
+          <w:rtl/>
+          <w:cs/>
           <w:lang w:val="he_IL" w:bidi="he_IL"/>
         </w:rPr>
         <w:t xml:space="preserve"> כָּ֨ל־מִבְצָרַ֔יִךְ תְּאֵנִ֖ים עִם־בִּכּוּרִ֑ים אִם־יִנּ֕וֹעוּ וְנָפְל֖וּ עַל־פִּ֥י אוֹכֵֽל׃</w:t>
@@ -1168,18 +1458,24 @@
       </w:pPr>
       <w:r>
         <w:rPr>
+          <w:rtl/>
+          <w:cs/>
           <w:lang w:val="he_IL" w:bidi="he_IL"/>
         </w:rPr>
       </w:r>
       <w:r>
         <w:rPr>
           <w:vertAlign w:val="superscript"/>
+          <w:rtl/>
+          <w:cs/>
           <w:lang w:val="he_IL" w:bidi="he_IL"/>
         </w:rPr>
         <w:t>13</w:t>
       </w:r>
       <w:r>
         <w:rPr>
+          <w:rtl/>
+          <w:cs/>
           <w:lang w:val="he_IL" w:bidi="he_IL"/>
         </w:rPr>
         <w:t xml:space="preserve"> הִנֵּ֨ה עַמֵּ֤ךְ נָשִׁים֙ בְּקִרְבֵּ֔ךְ לְאֹ֣יְבַ֔יִךְ פָּת֥וֹחַ נִפְתְּח֖וּ שַׁעֲרֵ֣י אַרְצֵ֑ךְ אָכְלָ֥ה אֵ֖שׁ בְּרִיחָֽיִך׃</w:t>
@@ -1191,18 +1487,24 @@
       </w:pPr>
       <w:r>
         <w:rPr>
+          <w:rtl/>
+          <w:cs/>
           <w:lang w:val="he_IL" w:bidi="he_IL"/>
         </w:rPr>
       </w:r>
       <w:r>
         <w:rPr>
           <w:vertAlign w:val="superscript"/>
+          <w:rtl/>
+          <w:cs/>
           <w:lang w:val="he_IL" w:bidi="he_IL"/>
         </w:rPr>
         <w:t>14</w:t>
       </w:r>
       <w:r>
         <w:rPr>
+          <w:rtl/>
+          <w:cs/>
           <w:lang w:val="he_IL" w:bidi="he_IL"/>
         </w:rPr>
         <w:t xml:space="preserve"> מֵ֤י מָצוֹר֙ שַֽׁאֲבִי־לָ֔ךְ חַזְּקִ֖י מִבְצָרָ֑יִךְ בֹּ֧אִי בַטִּ֛יט וְרִמְסִ֥י בַחֹ֖מֶר הַחֲזִ֥יקִי מַלְבֵּֽן׃</w:t>
@@ -1214,18 +1516,24 @@
       </w:pPr>
       <w:r>
         <w:rPr>
+          <w:rtl/>
+          <w:cs/>
           <w:lang w:val="he_IL" w:bidi="he_IL"/>
         </w:rPr>
       </w:r>
       <w:r>
         <w:rPr>
           <w:vertAlign w:val="superscript"/>
+          <w:rtl/>
+          <w:cs/>
           <w:lang w:val="he_IL" w:bidi="he_IL"/>
         </w:rPr>
         <w:t>15</w:t>
       </w:r>
       <w:r>
         <w:rPr>
+          <w:rtl/>
+          <w:cs/>
           <w:lang w:val="he_IL" w:bidi="he_IL"/>
         </w:rPr>
         <w:t xml:space="preserve"> שָׁ֚ם תֹּאכְלֵ֣ךְ אֵ֔שׁ תַּכְרִיתֵ֣ךְ חֶ֔רֶב תֹּאכְלֵ֖ךְ כַּיָּ֑לֶק הִתְכַּבֵּ֣ד כַּיֶּ֔לֶק הִֽתְכַּבְּדִ֖י כָּאַרְבֶּֽה׃</w:t>
@@ -1237,18 +1545,24 @@
       </w:pPr>
       <w:r>
         <w:rPr>
+          <w:rtl/>
+          <w:cs/>
           <w:lang w:val="he_IL" w:bidi="he_IL"/>
         </w:rPr>
       </w:r>
       <w:r>
         <w:rPr>
           <w:vertAlign w:val="superscript"/>
+          <w:rtl/>
+          <w:cs/>
           <w:lang w:val="he_IL" w:bidi="he_IL"/>
         </w:rPr>
         <w:t>16</w:t>
       </w:r>
       <w:r>
         <w:rPr>
+          <w:rtl/>
+          <w:cs/>
           <w:lang w:val="he_IL" w:bidi="he_IL"/>
         </w:rPr>
         <w:t xml:space="preserve"> הִרְבֵּית֙ רֹֽכְלַ֔יִךְ מִכּוֹכְבֵ֖י הַשָּׁמָ֑יִם יֶ֥לֶק פָּשַׁ֖ט וַיָּעֹֽף׃</w:t>
@@ -1260,18 +1574,24 @@
       </w:pPr>
       <w:r>
         <w:rPr>
+          <w:rtl/>
+          <w:cs/>
           <w:lang w:val="he_IL" w:bidi="he_IL"/>
         </w:rPr>
       </w:r>
       <w:r>
         <w:rPr>
           <w:vertAlign w:val="superscript"/>
+          <w:rtl/>
+          <w:cs/>
           <w:lang w:val="he_IL" w:bidi="he_IL"/>
         </w:rPr>
         <w:t>17</w:t>
       </w:r>
       <w:r>
         <w:rPr>
+          <w:rtl/>
+          <w:cs/>
           <w:lang w:val="he_IL" w:bidi="he_IL"/>
         </w:rPr>
         <w:t xml:space="preserve"> מִנְּזָרַ֙יִךְ֙ כָּֽאַרְבֶּ֔ה וְטַפְסְרַ֖יִךְ כְּג֣וֹב גֹּבָ֑י הַֽחוֹנִ֤ים בַּגְּדֵרוֹת֙ בְּי֣וֹם קָרָ֔ה שֶׁ֤מֶשׁ זָֽרְחָה֙ וְנוֹדַ֔ד וְלֹֽא־נוֹדַ֥ע מְקוֹמ֖וֹ אַיָּֽם׃</w:t>
@@ -1283,18 +1603,24 @@
       </w:pPr>
       <w:r>
         <w:rPr>
+          <w:rtl/>
+          <w:cs/>
           <w:lang w:val="he_IL" w:bidi="he_IL"/>
         </w:rPr>
       </w:r>
       <w:r>
         <w:rPr>
           <w:vertAlign w:val="superscript"/>
+          <w:rtl/>
+          <w:cs/>
           <w:lang w:val="he_IL" w:bidi="he_IL"/>
         </w:rPr>
         <w:t>18</w:t>
       </w:r>
       <w:r>
         <w:rPr>
+          <w:rtl/>
+          <w:cs/>
           <w:lang w:val="he_IL" w:bidi="he_IL"/>
         </w:rPr>
         <w:t xml:space="preserve"> נָמ֤וּ רֹעֶ֙יךָ֙ מֶ֣לֶךְ אַשּׁ֔וּר יִשְׁכְּנ֖וּ אַדִּירֶ֑יךָ נָפֹ֧שׁוּ עַמְּךָ֛ עַל־הֶהָרִ֖ים וְאֵ֥ין מְקַבֵּֽץ׃</w:t>
@@ -1306,18 +1632,24 @@
       </w:pPr>
       <w:r>
         <w:rPr>
+          <w:rtl/>
+          <w:cs/>
           <w:lang w:val="he_IL" w:bidi="he_IL"/>
         </w:rPr>
       </w:r>
       <w:r>
         <w:rPr>
           <w:vertAlign w:val="superscript"/>
+          <w:rtl/>
+          <w:cs/>
           <w:lang w:val="he_IL" w:bidi="he_IL"/>
         </w:rPr>
         <w:t>19</w:t>
       </w:r>
       <w:r>
         <w:rPr>
+          <w:rtl/>
+          <w:cs/>
           <w:lang w:val="he_IL" w:bidi="he_IL"/>
         </w:rPr>
         <w:t xml:space="preserve"> אֵין־כֵּהָ֣ה לְשִׁבְרֶ֔ךָ נַחְלָ֖ה מַכָּתֶ֑ךָ כֹּ֣ל ׀ שֹׁמְעֵ֣י שִׁמְעֲךָ֗ תָּ֤קְעוּ כַף֙ עָלֶ֔יךָ כִּ֗י עַל־מִ֛י לֹֽא־עָבְרָ֥ה רָעָתְךָ֖ תָּמִֽיד׃</w:t>
